--- a/Ghant.docx
+++ b/Ghant.docx
@@ -11,7 +11,28 @@
     </w:p>
     <w:p/>
     <w:p/>
-    <w:p/>
+    <w:p>
+      <w:r>
+        <w:t>10:2 – &gt; Discussion and Project Proposal ()</w:t>
+      </w:r>
+    </w:p>
+    <w:p>
+      <w:r>
+        <w:t xml:space="preserve">10:4-9 -&gt; </w:t>
+      </w:r>
+      <w:proofErr w:type="spellStart"/>
+      <w:r>
+        <w:t>Discusion</w:t>
+      </w:r>
+      <w:proofErr w:type="spellEnd"/>
+      <w:r>
+        <w:t xml:space="preserve"> and Project Context</w:t>
+      </w:r>
+      <w:r>
+        <w:br/>
+        <w:t>10:12- -&gt;Revise Project Context and Discussing/Creating Initial Statement of the Problem and Objectives of the Problem</w:t>
+      </w:r>
+    </w:p>
     <w:sectPr>
       <w:pgSz w:w="12240" w:h="15840"/>
       <w:pgMar w:top="1440" w:right="1440" w:bottom="1440" w:left="1440" w:header="720" w:footer="720" w:gutter="0"/>

--- a/Ghant.docx
+++ b/Ghant.docx
@@ -30,7 +30,7 @@
       </w:r>
       <w:r>
         <w:br/>
-        <w:t>10:12- -&gt;Revise Project Context and Discussing/Creating Initial Statement of the Problem and Objectives of the Problem</w:t>
+        <w:t>10:12- -&gt;Revise Project Context and Discussing/Creating Initial Statement of the Problem and Objectives</w:t>
       </w:r>
     </w:p>
     <w:sectPr>
